--- a/docs/Part1_Report.docx
+++ b/docs/Part1_Report.docx
@@ -11,7 +11,7 @@
           <w:noProof/>
         </w:rPr>
         <w:drawing>
-          <wp:anchor distT="0" distB="0" distL="114300" distR="114300" simplePos="0" relativeHeight="251659264" behindDoc="0" locked="0" layoutInCell="1" allowOverlap="1" wp14:anchorId="2A5AD359" wp14:editId="3B96ACF8">
+          <wp:anchor distT="0" distB="0" distL="114300" distR="114300" simplePos="0" relativeHeight="251659264" behindDoc="0" locked="0" layoutInCell="1" allowOverlap="1" wp14:anchorId="55EF5AB9" wp14:editId="5A785E4C">
             <wp:simplePos x="0" y="0"/>
             <wp:positionH relativeFrom="margin">
               <wp:align>right</wp:align>
@@ -83,7 +83,7 @@
           <w:noProof/>
         </w:rPr>
         <w:drawing>
-          <wp:anchor distT="0" distB="0" distL="114300" distR="114300" simplePos="0" relativeHeight="251660288" behindDoc="0" locked="0" layoutInCell="1" allowOverlap="1" wp14:anchorId="0E249A54" wp14:editId="51783279">
+          <wp:anchor distT="0" distB="0" distL="114300" distR="114300" simplePos="0" relativeHeight="251660288" behindDoc="0" locked="0" layoutInCell="1" allowOverlap="1" wp14:anchorId="56C66373" wp14:editId="13E20474">
             <wp:simplePos x="0" y="0"/>
             <wp:positionH relativeFrom="margin">
               <wp:align>left</wp:align>
@@ -271,30 +271,14 @@
           <w:sz w:val="32"/>
           <w:szCs w:val="32"/>
         </w:rPr>
-        <w:t>Advanced Communication Systems</w:t>
-      </w:r>
-      <w:r>
-        <w:rPr>
-          <w:b/>
-          <w:bCs/>
+        <w:t xml:space="preserve">Advanced Communication Systems </w:t>
+      </w:r>
+      <w:r>
+        <w:rPr>
           <w:sz w:val="32"/>
           <w:szCs w:val="32"/>
         </w:rPr>
-        <w:t xml:space="preserve"> </w:t>
-      </w:r>
-      <w:r>
-        <w:rPr>
-          <w:sz w:val="32"/>
-          <w:szCs w:val="32"/>
-        </w:rPr>
-        <w:t>-</w:t>
-      </w:r>
-      <w:r>
-        <w:rPr>
-          <w:sz w:val="32"/>
-          <w:szCs w:val="32"/>
-        </w:rPr>
-        <w:t xml:space="preserve"> </w:t>
+        <w:t xml:space="preserve">- </w:t>
       </w:r>
       <w:r>
         <w:rPr>
@@ -360,7 +344,7 @@
         <mc:AlternateContent>
           <mc:Choice Requires="wps">
             <w:drawing>
-              <wp:inline distT="0" distB="0" distL="0" distR="0" wp14:anchorId="3DEEAB2F" wp14:editId="0829F562">
+              <wp:inline distT="0" distB="0" distL="0" distR="0" wp14:anchorId="60D1892A" wp14:editId="618804D8">
                 <wp:extent cx="6858000" cy="6763"/>
                 <wp:effectExtent l="0" t="0" r="19050" b="31750"/>
                 <wp:docPr id="395589572" name="Straight Connector 5"/>
@@ -401,7 +385,7 @@
           </mc:Choice>
           <mc:Fallback>
             <w:pict>
-              <v:line w14:anchorId="4ADBBABB" id="Straight Connector 5" o:spid="_x0000_s1026" style="flip:y;visibility:visible;mso-wrap-style:square;mso-left-percent:-10001;mso-top-percent:-10001;mso-position-horizontal:absolute;mso-position-horizontal-relative:char;mso-position-vertical:absolute;mso-position-vertical-relative:line;mso-left-percent:-10001;mso-top-percent:-10001" from="0,0" to="540pt,.55pt" o:gfxdata="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" strokecolor="#156082 [3204]" strokeweight="1pt">
+              <v:line w14:anchorId="4ADBBABB" id="Straight Connector 5" o:spid="_x0000_s1026" style="flip:y;visibility:visible;mso-wrap-style:square;mso-left-percent:-10001;mso-top-percent:-10001;mso-position-horizontal:absolute;mso-position-horizontal-relative:char;mso-position-vertical:absolute;mso-position-vertical-relative:line;mso-left-percent:-10001;mso-top-percent:-10001" from="0,0" to="540pt,.55pt" o:gfxdata="UEsDBBQABgAIAAAAIQC2gziS/gAAAOEBAAATAAAAW0NvbnRlbnRfVHlwZXNdLnhtbJSRQU7DMBBF 90jcwfIWJU67QAgl6YK0S0CoHGBkTxKLZGx5TGhvj5O2G0SRWNoz/78nu9wcxkFMGNg6quQqL6RA 0s5Y6ir5vt9lD1JwBDIwOMJKHpHlpr69KfdHjyxSmriSfYz+USnWPY7AufNIadK6MEJMx9ApD/oD OlTrorhX2lFEilmcO2RdNtjC5xDF9pCuTyYBB5bi6bQ4syoJ3g9WQ0ymaiLzg5KdCXlKLjvcW893 SUOqXwnz5DrgnHtJTxOsQfEKIT7DmDSUCaxw7Rqn8787ZsmRM9e2VmPeBN4uqYvTtW7jvijg9N/y JsXecLq0q+WD6m8AAAD//wMAUEsDBBQABgAIAAAAIQA4/SH/1gAAAJQBAAALAAAAX3JlbHMvLnJl bHOkkMFqwzAMhu+DvYPRfXGawxijTi+j0GvpHsDYimMaW0Yy2fr2M4PBMnrbUb/Q94l/f/hMi1qR JVI2sOt6UJgd+ZiDgffL8ekFlFSbvV0oo4EbChzGx4f9GRdb25HMsYhqlCwG5lrLq9biZkxWOiqY 22YiTra2kYMu1l1tQD30/bPm3wwYN0x18gb45AdQl1tp5j/sFB2T0FQ7R0nTNEV3j6o9feQzro1i OWA14Fm+Q8a1a8+Bvu/d/dMb2JY5uiPbhG/ktn4cqGU/er3pcvwCAAD//wMAUEsDBBQABgAIAAAA IQC6yECAqgEAAKEDAAAOAAAAZHJzL2Uyb0RvYy54bWysU01v2zAMvRfYfxB0b+ykWBoYcXpo0V2G rVi73VWZigXoC5QWO/9+lJy4wzasQNGLIIl8j3xP1PZmtIYdAKP2ruXLRc0ZOOk77fYt//50f7nh LCbhOmG8g5YfIfKb3YeL7RAaWPnemw6QEYmLzRBa3qcUmqqKsgcr4sIHcBRUHq1IdMR91aEYiN2a alXX62rw2AX0EmKk27spyHeFXymQ6atSERIzLafeUlmxrM95rXZb0exRhF7LUxviDV1YoR0Vnanu RBLsJ+q/qKyW6KNXaSG9rbxSWkLRQGqW9R9qHnsRoGghc2KYbYrvRyu/HG7dA5INQ4hNDA+YVYwK LVNGhx/0pkUXdcrGYttxtg3GxCRdrjcfN3VN7kqKra/XV9nVamLJbAFj+gTesrxpudEuixKNOHyO aUo9pxDupY+yS0cDOdm4b6CY7qjeqqDLiMCtQXYQ9LhCSnBpeSpdsjNMaWNmYP068JSfoVDGZwZP Pvy36owolb1LM9hq5/Ff1dN4bllN+WcHJt3ZgmffHcsLFWtoDoq5p5nNg/b7ucBfftbuFwAAAP// AwBQSwMEFAAGAAgAAAAhACEEYxjbAAAABAEAAA8AAABkcnMvZG93bnJldi54bWxMj0FLw0AQhe9C /8Mygje7WwVpYzalRkREQdrqwdsmOyah2dmwu23jv3fqxV6Gebzhzffy5eh6ccAQO08aZlMFAqn2 tqNGw8f26XoOIiZD1vSeUMMPRlgWk4vcZNYfaY2HTWoEh1DMjIY2pSGTMtYtOhOnfkBi79sHZxLL 0EgbzJHDXS9vlLqTznTEH1ozYNlivdvsnYbHr9f3qnx5W92G7eJhXT53n2Motb66HFf3IBKO6f8Y TviMDgUzVX5PNopeAxdJf/PkqbliXfE2A1nk8hy++AUAAP//AwBQSwECLQAUAAYACAAAACEAtoM4 kv4AAADhAQAAEwAAAAAAAAAAAAAAAAAAAAAAW0NvbnRlbnRfVHlwZXNdLnhtbFBLAQItABQABgAI AAAAIQA4/SH/1gAAAJQBAAALAAAAAAAAAAAAAAAAAC8BAABfcmVscy8ucmVsc1BLAQItABQABgAI AAAAIQC6yECAqgEAAKEDAAAOAAAAAAAAAAAAAAAAAC4CAABkcnMvZTJvRG9jLnhtbFBLAQItABQA BgAIAAAAIQAhBGMY2wAAAAQBAAAPAAAAAAAAAAAAAAAAAAQEAABkcnMvZG93bnJldi54bWxQSwUG AAAAAAQABADzAAAADAUAAAAA " strokecolor="#156082 [3204]" strokeweight="1pt">
                 <v:stroke joinstyle="miter"/>
                 <w10:anchorlock/>
               </v:line>
@@ -452,7 +436,7 @@
         <mc:AlternateContent>
           <mc:Choice Requires="wps">
             <w:drawing>
-              <wp:inline distT="0" distB="0" distL="0" distR="0" wp14:anchorId="4CB752C5" wp14:editId="2FEF22D0">
+              <wp:inline distT="0" distB="0" distL="0" distR="0" wp14:anchorId="3A2EC496" wp14:editId="2F387A79">
                 <wp:extent cx="6858000" cy="6350"/>
                 <wp:effectExtent l="0" t="0" r="19050" b="31750"/>
                 <wp:docPr id="1601496592" name="Straight Connector 5"/>
@@ -493,7 +477,7 @@
           </mc:Choice>
           <mc:Fallback>
             <w:pict>
-              <v:line w14:anchorId="43DD9EB0" id="Straight Connector 5" o:spid="_x0000_s1026" style="flip:y;visibility:visible;mso-wrap-style:square;mso-left-percent:-10001;mso-top-percent:-10001;mso-position-horizontal:absolute;mso-position-horizontal-relative:char;mso-position-vertical:absolute;mso-position-vertical-relative:line;mso-left-percent:-10001;mso-top-percent:-10001" from="0,0" to="540pt,.5pt" o:gfxdata="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" strokecolor="#156082 [3204]" strokeweight="1pt">
+              <v:line w14:anchorId="43DD9EB0" id="Straight Connector 5" o:spid="_x0000_s1026" style="flip:y;visibility:visible;mso-wrap-style:square;mso-left-percent:-10001;mso-top-percent:-10001;mso-position-horizontal:absolute;mso-position-horizontal-relative:char;mso-position-vertical:absolute;mso-position-vertical-relative:line;mso-left-percent:-10001;mso-top-percent:-10001" from="0,0" to="540pt,.5pt" o:gfxdata="UEsDBBQABgAIAAAAIQC2gziS/gAAAOEBAAATAAAAW0NvbnRlbnRfVHlwZXNdLnhtbJSRQU7DMBBF 90jcwfIWJU67QAgl6YK0S0CoHGBkTxKLZGx5TGhvj5O2G0SRWNoz/78nu9wcxkFMGNg6quQqL6RA 0s5Y6ir5vt9lD1JwBDIwOMJKHpHlpr69KfdHjyxSmriSfYz+USnWPY7AufNIadK6MEJMx9ApD/oD OlTrorhX2lFEilmcO2RdNtjC5xDF9pCuTyYBB5bi6bQ4syoJ3g9WQ0ymaiLzg5KdCXlKLjvcW893 SUOqXwnz5DrgnHtJTxOsQfEKIT7DmDSUCaxw7Rqn8787ZsmRM9e2VmPeBN4uqYvTtW7jvijg9N/y JsXecLq0q+WD6m8AAAD//wMAUEsDBBQABgAIAAAAIQA4/SH/1gAAAJQBAAALAAAAX3JlbHMvLnJl bHOkkMFqwzAMhu+DvYPRfXGawxijTi+j0GvpHsDYimMaW0Yy2fr2M4PBMnrbUb/Q94l/f/hMi1qR JVI2sOt6UJgd+ZiDgffL8ekFlFSbvV0oo4EbChzGx4f9GRdb25HMsYhqlCwG5lrLq9biZkxWOiqY 22YiTra2kYMu1l1tQD30/bPm3wwYN0x18gb45AdQl1tp5j/sFB2T0FQ7R0nTNEV3j6o9feQzro1i OWA14Fm+Q8a1a8+Bvu/d/dMb2JY5uiPbhG/ktn4cqGU/er3pcvwCAAD//wMAUEsDBBQABgAIAAAA IQDTRCu8qwEAAKEDAAAOAAAAZHJzL2Uyb0RvYy54bWysU01rGzEQvRf6H4Tu9a5dYszidQ4JyaW0 IW1zV7Qjr0BfSKp3/e8zmrU3oSkNhFyEPua9mfdmtL0crWEHiEl71/LlouYMnPSddvuW//5182XD WcrCdcJ4By0/QuKXu8+ftkNoYOV7bzqIDElcaobQ8j7n0FRVkj1YkRY+gMNH5aMVGY9xX3VRDMhu TbWq63U1+NiF6CWkhLfX0yPfEb9SIPMPpRJkZlqOtWVaI62PZa12W9Hsowi9lqcyxDuqsEI7TDpT XYss2J+oX1FZLaNPXuWF9LbySmkJpAHVLOu/1PzsRQDSguakMNuUPo5Wfj9cubuINgwhNSncxaJi VNEyZXR4wJ6SLqyUjWTbcbYNxswkXq43F5u6Rnclvq2/XpCr1cRS2EJM+Ra8ZWXTcqNdESUacfiW MmbG0HMIHp7roF0+GijBxt2DYrrDfCtC04jAlYnsILC5QkpweVkainwUXWBKGzMD67eBp/gCBRqf GTz58N+sM4Iye5dnsNXOx39lz+O5ZDXFnx2YdBcLHn13pA6RNTgHpPA0s2XQXp4J/vyzdk8AAAD/ /wMAUEsDBBQABgAIAAAAIQB5hIHP2gAAAAQBAAAPAAAAZHJzL2Rvd25yZXYueG1sTI9BS8NAEIXv gv9hGcGb3VVBappNqRERUSht7cHbJDsmwexs2N228d+78aKXYR5vePO9fDnaXhzJh86xhuuZAkFc O9Nxo+F993Q1BxEissHeMWn4pgDL4vwsx8y4E2/ouI2NSCEcMtTQxjhkUoa6JYth5gbi5H06bzEm 6RtpPJ5SuO3ljVJ30mLH6UOLA5Ut1V/bg9Xw+PG6rsqXt9Wt390/bMrnbj/6UuvLi3G1ABFpjH/H MOEndCgSU+UObILoNaQi8XdOnpqrpKtpA1nk8j988QMAAP//AwBQSwECLQAUAAYACAAAACEAtoM4 kv4AAADhAQAAEwAAAAAAAAAAAAAAAAAAAAAAW0NvbnRlbnRfVHlwZXNdLnhtbFBLAQItABQABgAI AAAAIQA4/SH/1gAAAJQBAAALAAAAAAAAAAAAAAAAAC8BAABfcmVscy8ucmVsc1BLAQItABQABgAI AAAAIQDTRCu8qwEAAKEDAAAOAAAAAAAAAAAAAAAAAC4CAABkcnMvZTJvRG9jLnhtbFBLAQItABQA BgAIAAAAIQB5hIHP2gAAAAQBAAAPAAAAAAAAAAAAAAAAAAUEAABkcnMvZG93bnJldi54bWxQSwUG AAAAAAQABADzAAAADAUAAAAA " strokecolor="#156082 [3204]" strokeweight="1pt">
                 <v:stroke joinstyle="miter"/>
                 <w10:anchorlock/>
               </v:line>
@@ -591,6 +575,12 @@
     </w:p>
     <w:sdt>
       <w:sdtPr>
+        <w:rPr>
+          <w:rFonts w:ascii="Times New Roman" w:eastAsia="Times New Roman" w:hAnsi="Times New Roman" w:cs="Times New Roman"/>
+          <w:color w:val="auto"/>
+          <w:sz w:val="22"/>
+          <w:szCs w:val="22"/>
+        </w:rPr>
         <w:id w:val="344599752"/>
         <w:docPartObj>
           <w:docPartGallery w:val="Table of Contents"/>
@@ -599,13 +589,9 @@
       </w:sdtPr>
       <w:sdtEndPr>
         <w:rPr>
-          <w:rFonts w:ascii="Times New Roman" w:eastAsia="Times New Roman" w:hAnsi="Times New Roman" w:cs="Times New Roman"/>
           <w:b/>
           <w:bCs/>
           <w:noProof/>
-          <w:color w:val="auto"/>
-          <w:sz w:val="22"/>
-          <w:szCs w:val="22"/>
         </w:rPr>
       </w:sdtEndPr>
       <w:sdtContent>
@@ -1856,15 +1842,7 @@
         <w:jc w:val="both"/>
       </w:pPr>
       <w:r>
-        <w:t xml:space="preserve">This part of the project introduces the simulation of single-carrier digital communication systems. A random bit stream is mapped to symbols, transmitted over an additive white Gaussian noise (AWGN) channel, </w:t>
-      </w:r>
-      <w:proofErr w:type="spellStart"/>
-      <w:r>
-        <w:t>demapped</w:t>
-      </w:r>
-      <w:proofErr w:type="spellEnd"/>
-      <w:r>
-        <w:t xml:space="preserve">, and compared with the transmitted bits to estimate the bit-error rate (BER) as a function of </w:t>
+        <w:t xml:space="preserve">This part of the project introduces the simulation of single-carrier digital communication systems. A random bit stream is mapped to symbols, transmitted over an additive white Gaussian noise (AWGN) channel, demapped, and compared with the transmitted bits to estimate the bit-error rate (BER) as a function of </w:t>
       </w:r>
       <w:r>
         <w:rPr>
@@ -2017,15 +1995,7 @@
         <w:jc w:val="both"/>
       </w:pPr>
       <w:r>
-        <w:t xml:space="preserve">The chain is Data bits → Mapper → AWGN channel → </w:t>
-      </w:r>
-      <w:proofErr w:type="spellStart"/>
-      <w:r>
-        <w:t>Demapper</w:t>
-      </w:r>
-      <w:proofErr w:type="spellEnd"/>
-      <w:r>
-        <w:t xml:space="preserve"> → BER calculator. The same random bit stream is used for every modulation scheme, so differences between curves come from the scheme and not from the data.</w:t>
+        <w:t>The chain is Data bits → Mapper → AWGN channel → Demapper → BER calculator. The same random bit stream is used for every modulation scheme, so differences between curves come from the scheme and not from the data.</w:t>
       </w:r>
     </w:p>
     <w:p>
@@ -2092,23 +2062,7 @@
         <w:t>s</w:t>
       </w:r>
       <w:r>
-        <w:t>/</w:t>
-      </w:r>
-      <w:proofErr w:type="spellStart"/>
-      <w:r>
-        <w:t>log₂M</w:t>
-      </w:r>
-      <w:proofErr w:type="spellEnd"/>
-      <w:r>
-        <w:t xml:space="preserve"> that result from these mappings </w:t>
-      </w:r>
-      <w:proofErr w:type="gramStart"/>
-      <w:r>
-        <w:t>are</w:t>
-      </w:r>
-      <w:proofErr w:type="gramEnd"/>
-      <w:r>
-        <w:t xml:space="preserve"> listed below.</w:t>
+        <w:t>/log₂M that result from these mappings are listed below.</w:t>
       </w:r>
     </w:p>
     <w:tbl>
@@ -2136,12 +2090,6 @@
         <w:gridCol w:w="2526"/>
       </w:tblGrid>
       <w:tr>
-        <w:tblPrEx>
-          <w:tblCellMar>
-            <w:top w:w="0" w:type="dxa"/>
-            <w:bottom w:w="0" w:type="dxa"/>
-          </w:tblCellMar>
-        </w:tblPrEx>
         <w:trPr>
           <w:tblHeader/>
         </w:trPr>
@@ -2328,7 +2276,6 @@
               <w:spacing w:before="40" w:after="40"/>
               <w:jc w:val="center"/>
             </w:pPr>
-            <w:proofErr w:type="spellStart"/>
             <w:r>
               <w:rPr>
                 <w:b/>
@@ -2336,28 +2283,12 @@
                 <w:sz w:val="20"/>
                 <w:szCs w:val="20"/>
               </w:rPr>
-              <w:t>Demapper</w:t>
-            </w:r>
-            <w:proofErr w:type="spellEnd"/>
-            <w:r>
-              <w:rPr>
-                <w:b/>
-                <w:bCs/>
-                <w:sz w:val="20"/>
-                <w:szCs w:val="20"/>
-              </w:rPr>
-              <w:t xml:space="preserve"> (ML decision)</w:t>
+              <w:t>Demapper (ML decision)</w:t>
             </w:r>
           </w:p>
         </w:tc>
       </w:tr>
       <w:tr>
-        <w:tblPrEx>
-          <w:tblCellMar>
-            <w:top w:w="0" w:type="dxa"/>
-            <w:bottom w:w="0" w:type="dxa"/>
-          </w:tblCellMar>
-        </w:tblPrEx>
         <w:tc>
           <w:tcPr>
             <w:tcW w:w="1700" w:type="dxa"/>
@@ -2512,12 +2443,6 @@
         </w:tc>
       </w:tr>
       <w:tr>
-        <w:tblPrEx>
-          <w:tblCellMar>
-            <w:top w:w="0" w:type="dxa"/>
-            <w:bottom w:w="0" w:type="dxa"/>
-          </w:tblCellMar>
-        </w:tblPrEx>
         <w:tc>
           <w:tcPr>
             <w:tcW w:w="1700" w:type="dxa"/>
@@ -2713,12 +2638,6 @@
         </w:tc>
       </w:tr>
       <w:tr>
-        <w:tblPrEx>
-          <w:tblCellMar>
-            <w:top w:w="0" w:type="dxa"/>
-            <w:bottom w:w="0" w:type="dxa"/>
-          </w:tblCellMar>
-        </w:tblPrEx>
         <w:tc>
           <w:tcPr>
             <w:tcW w:w="1700" w:type="dxa"/>
@@ -2956,18 +2875,12 @@
                 <w:sz w:val="20"/>
                 <w:szCs w:val="20"/>
               </w:rPr>
-              <w:t xml:space="preserve"> = Î ⊕ Q̂</w:t>
+              <w:t xml:space="preserve"> = XOR of the I and Q decisions</w:t>
             </w:r>
           </w:p>
         </w:tc>
       </w:tr>
       <w:tr>
-        <w:tblPrEx>
-          <w:tblCellMar>
-            <w:top w:w="0" w:type="dxa"/>
-            <w:bottom w:w="0" w:type="dxa"/>
-          </w:tblCellMar>
-        </w:tblPrEx>
         <w:tc>
           <w:tcPr>
             <w:tcW w:w="1700" w:type="dxa"/>
@@ -3122,12 +3035,6 @@
         </w:tc>
       </w:tr>
       <w:tr>
-        <w:tblPrEx>
-          <w:tblCellMar>
-            <w:top w:w="0" w:type="dxa"/>
-            <w:bottom w:w="0" w:type="dxa"/>
-          </w:tblCellMar>
-        </w:tblPrEx>
         <w:tc>
           <w:tcPr>
             <w:tcW w:w="1700" w:type="dxa"/>
@@ -3259,7 +3166,7 @@
                 <w:sz w:val="20"/>
                 <w:szCs w:val="20"/>
               </w:rPr>
-              <w:t xml:space="preserve"> → Q: 00→−3, 01→−1, 11→+1, 10→+3</w:t>
+              <w:t xml:space="preserve"> → Q: 00 → −3, 01 → −1, 11 → +1, 10 → +3</w:t>
             </w:r>
           </w:p>
         </w:tc>
@@ -3357,12 +3264,6 @@
         </w:tc>
       </w:tr>
       <w:tr>
-        <w:tblPrEx>
-          <w:tblCellMar>
-            <w:top w:w="0" w:type="dxa"/>
-            <w:bottom w:w="0" w:type="dxa"/>
-          </w:tblCellMar>
-        </w:tblPrEx>
         <w:tc>
           <w:tcPr>
             <w:tcW w:w="1700" w:type="dxa"/>
@@ -3577,27 +3478,7 @@
           <w:sz w:val="20"/>
           <w:szCs w:val="20"/>
         </w:rPr>
-        <w:t xml:space="preserve">Table 1. Mappers, symbol and bit energies, and </w:t>
-      </w:r>
-      <w:proofErr w:type="spellStart"/>
-      <w:r>
-        <w:rPr>
-          <w:i/>
-          <w:iCs/>
-          <w:sz w:val="20"/>
-          <w:szCs w:val="20"/>
-        </w:rPr>
-        <w:t>demappers</w:t>
-      </w:r>
-      <w:proofErr w:type="spellEnd"/>
-      <w:r>
-        <w:rPr>
-          <w:i/>
-          <w:iCs/>
-          <w:sz w:val="20"/>
-          <w:szCs w:val="20"/>
-        </w:rPr>
-        <w:t xml:space="preserve"> used in the simulation.</w:t>
+        <w:t>Table 1. Mappers, symbol and bit energies, and demappers used in the simulation.</w:t>
       </w:r>
     </w:p>
     <w:p>
@@ -3616,17 +3497,8 @@
         <w:jc w:val="both"/>
       </w:pPr>
       <w:r>
-        <w:t xml:space="preserve">Noise is generated with </w:t>
-      </w:r>
-      <w:proofErr w:type="spellStart"/>
-      <w:r>
-        <w:t>randn</w:t>
-      </w:r>
-      <w:proofErr w:type="spellEnd"/>
-      <w:r>
-        <w:t xml:space="preserve">. For a target signal-to-noise ratio </w:t>
-      </w:r>
-      <w:proofErr w:type="spellStart"/>
+        <w:t xml:space="preserve">Noise is generated with randn. For a target signal-to-noise ratio </w:t>
+      </w:r>
       <w:r>
         <w:rPr>
           <w:i/>
@@ -3640,7 +3512,6 @@
         </w:rPr>
         <w:t>b</w:t>
       </w:r>
-      <w:proofErr w:type="spellEnd"/>
       <w:r>
         <w:t xml:space="preserve"> = </w:t>
       </w:r>
@@ -4036,12 +3907,6 @@
         <w:gridCol w:w="5826"/>
       </w:tblGrid>
       <w:tr>
-        <w:tblPrEx>
-          <w:tblCellMar>
-            <w:top w:w="0" w:type="dxa"/>
-            <w:bottom w:w="0" w:type="dxa"/>
-          </w:tblCellMar>
-        </w:tblPrEx>
         <w:trPr>
           <w:tblHeader/>
         </w:trPr>
@@ -4115,12 +3980,6 @@
         </w:tc>
       </w:tr>
       <w:tr>
-        <w:tblPrEx>
-          <w:tblCellMar>
-            <w:top w:w="0" w:type="dxa"/>
-            <w:bottom w:w="0" w:type="dxa"/>
-          </w:tblCellMar>
-        </w:tblPrEx>
         <w:tc>
           <w:tcPr>
             <w:tcW w:w="3200" w:type="dxa"/>
@@ -4231,12 +4090,6 @@
         </w:tc>
       </w:tr>
       <w:tr>
-        <w:tblPrEx>
-          <w:tblCellMar>
-            <w:top w:w="0" w:type="dxa"/>
-            <w:bottom w:w="0" w:type="dxa"/>
-          </w:tblCellMar>
-        </w:tblPrEx>
         <w:tc>
           <w:tcPr>
             <w:tcW w:w="3200" w:type="dxa"/>
@@ -4340,12 +4193,6 @@
         </w:tc>
       </w:tr>
       <w:tr>
-        <w:tblPrEx>
-          <w:tblCellMar>
-            <w:top w:w="0" w:type="dxa"/>
-            <w:bottom w:w="0" w:type="dxa"/>
-          </w:tblCellMar>
-        </w:tblPrEx>
         <w:tc>
           <w:tcPr>
             <w:tcW w:w="3200" w:type="dxa"/>
@@ -4397,32 +4244,17 @@
             <w:pPr>
               <w:spacing w:before="40" w:after="40"/>
             </w:pPr>
-            <w:proofErr w:type="spellStart"/>
-            <w:r>
-              <w:rPr>
-                <w:sz w:val="20"/>
-                <w:szCs w:val="20"/>
-              </w:rPr>
-              <w:t>rng</w:t>
-            </w:r>
-            <w:proofErr w:type="spellEnd"/>
-            <w:r>
-              <w:rPr>
-                <w:sz w:val="20"/>
-                <w:szCs w:val="20"/>
-              </w:rPr>
-              <w:t>('default'): results are reproducible</w:t>
+            <w:r>
+              <w:rPr>
+                <w:sz w:val="20"/>
+                <w:szCs w:val="20"/>
+              </w:rPr>
+              <w:t>rng('default'): results are reproducible</w:t>
             </w:r>
           </w:p>
         </w:tc>
       </w:tr>
       <w:tr>
-        <w:tblPrEx>
-          <w:tblCellMar>
-            <w:top w:w="0" w:type="dxa"/>
-            <w:bottom w:w="0" w:type="dxa"/>
-          </w:tblCellMar>
-        </w:tblPrEx>
         <w:tc>
           <w:tcPr>
             <w:tcW w:w="3200" w:type="dxa"/>
@@ -4479,34 +4311,12 @@
                 <w:sz w:val="20"/>
                 <w:szCs w:val="20"/>
               </w:rPr>
-              <w:t>Welch method (</w:t>
-            </w:r>
-            <w:proofErr w:type="spellStart"/>
-            <w:r>
-              <w:rPr>
-                <w:sz w:val="20"/>
-                <w:szCs w:val="20"/>
-              </w:rPr>
-              <w:t>pwelch</w:t>
-            </w:r>
-            <w:proofErr w:type="spellEnd"/>
-            <w:r>
-              <w:rPr>
-                <w:sz w:val="20"/>
-                <w:szCs w:val="20"/>
-              </w:rPr>
-              <w:t>), Hamming window of 2048 samples, 50 % overlap, 4096-point FFT; 20 000 bits at 64 samples per bit</w:t>
+              <w:t>Welch method (pwelch), Hamming window of 2048 samples, 50 % overlap, 4096-point FFT; 20 000 bits at 64 samples per bit</w:t>
             </w:r>
           </w:p>
         </w:tc>
       </w:tr>
       <w:tr>
-        <w:tblPrEx>
-          <w:tblCellMar>
-            <w:top w:w="0" w:type="dxa"/>
-            <w:bottom w:w="0" w:type="dxa"/>
-          </w:tblCellMar>
-        </w:tblPrEx>
         <w:tc>
           <w:tcPr>
             <w:tcW w:w="3200" w:type="dxa"/>
@@ -4600,17 +4410,8 @@
         <w:jc w:val="both"/>
       </w:pPr>
       <w:r>
-        <w:t xml:space="preserve">With the Q-function Q(x) = ½ </w:t>
-      </w:r>
-      <w:proofErr w:type="spellStart"/>
-      <w:r>
-        <w:t>erfc</w:t>
-      </w:r>
-      <w:proofErr w:type="spellEnd"/>
-      <w:r>
-        <w:t xml:space="preserve">(x/√2) and </w:t>
-      </w:r>
-      <w:proofErr w:type="spellStart"/>
+        <w:t xml:space="preserve">With the Q-function Q(x) = ½ erfc(x/√2) and </w:t>
+      </w:r>
       <w:r>
         <w:rPr>
           <w:i/>
@@ -4624,7 +4425,6 @@
         </w:rPr>
         <w:t>b</w:t>
       </w:r>
-      <w:proofErr w:type="spellEnd"/>
       <w:r>
         <w:t xml:space="preserve"> = </w:t>
       </w:r>
@@ -4684,12 +4484,6 @@
         <w:gridCol w:w="2000"/>
       </w:tblGrid>
       <w:tr>
-        <w:tblPrEx>
-          <w:tblCellMar>
-            <w:top w:w="0" w:type="dxa"/>
-            <w:bottom w:w="0" w:type="dxa"/>
-          </w:tblCellMar>
-        </w:tblPrEx>
         <w:trPr>
           <w:tblHeader/>
         </w:trPr>
@@ -4797,12 +4591,6 @@
         </w:tc>
       </w:tr>
       <w:tr>
-        <w:tblPrEx>
-          <w:tblCellMar>
-            <w:top w:w="0" w:type="dxa"/>
-            <w:bottom w:w="0" w:type="dxa"/>
-          </w:tblCellMar>
-        </w:tblPrEx>
         <w:tc>
           <w:tcPr>
             <w:tcW w:w="2300" w:type="dxa"/>
@@ -4979,12 +4767,6 @@
         </w:tc>
       </w:tr>
       <w:tr>
-        <w:tblPrEx>
-          <w:tblCellMar>
-            <w:top w:w="0" w:type="dxa"/>
-            <w:bottom w:w="0" w:type="dxa"/>
-          </w:tblCellMar>
-        </w:tblPrEx>
         <w:tc>
           <w:tcPr>
             <w:tcW w:w="2300" w:type="dxa"/>
@@ -5161,12 +4943,6 @@
         </w:tc>
       </w:tr>
       <w:tr>
-        <w:tblPrEx>
-          <w:tblCellMar>
-            <w:top w:w="0" w:type="dxa"/>
-            <w:bottom w:w="0" w:type="dxa"/>
-          </w:tblCellMar>
-        </w:tblPrEx>
         <w:tc>
           <w:tcPr>
             <w:tcW w:w="2300" w:type="dxa"/>
@@ -5405,12 +5181,6 @@
         </w:tc>
       </w:tr>
       <w:tr>
-        <w:tblPrEx>
-          <w:tblCellMar>
-            <w:top w:w="0" w:type="dxa"/>
-            <w:bottom w:w="0" w:type="dxa"/>
-          </w:tblCellMar>
-        </w:tblPrEx>
         <w:tc>
           <w:tcPr>
             <w:tcW w:w="2300" w:type="dxa"/>
@@ -5673,12 +5443,6 @@
         </w:tc>
       </w:tr>
       <w:tr>
-        <w:tblPrEx>
-          <w:tblCellMar>
-            <w:top w:w="0" w:type="dxa"/>
-            <w:bottom w:w="0" w:type="dxa"/>
-          </w:tblCellMar>
-        </w:tblPrEx>
         <w:tc>
           <w:tcPr>
             <w:tcW w:w="2300" w:type="dxa"/>
@@ -5905,12 +5669,6 @@
         </w:tc>
       </w:tr>
       <w:tr>
-        <w:tblPrEx>
-          <w:tblCellMar>
-            <w:top w:w="0" w:type="dxa"/>
-            <w:bottom w:w="0" w:type="dxa"/>
-          </w:tblCellMar>
-        </w:tblPrEx>
         <w:tc>
           <w:tcPr>
             <w:tcW w:w="2300" w:type="dxa"/>
@@ -6249,7 +6007,7 @@
           <w:noProof/>
         </w:rPr>
         <w:drawing>
-          <wp:inline distT="0" distB="0" distL="0" distR="0" wp14:anchorId="26338D95" wp14:editId="22CB4D0B">
+          <wp:inline distT="0" distB="0" distL="0" distR="0" wp14:anchorId="24BF2E7A" wp14:editId="5566D2D7">
             <wp:extent cx="5619750" cy="2657475"/>
             <wp:effectExtent l="0" t="0" r="0" b="0"/>
             <wp:docPr id="1" name="fig1" descr="BER versus {E_b}/{N_0} for BPSK: theory (line) and simulation (markers)." title="Figure 1"/>
@@ -6365,23 +6123,7 @@
         <w:t>Comment.</w:t>
       </w:r>
       <w:r>
-        <w:t xml:space="preserve"> The simulated BER follows the theoretical curve across the whole range. It falls from about 0.13 at −2 dB to about 10⁻³ near 7 </w:t>
-      </w:r>
-      <w:proofErr w:type="spellStart"/>
-      <w:r>
-        <w:t>dB.</w:t>
-      </w:r>
-      <w:proofErr w:type="spellEnd"/>
-      <w:r>
-        <w:t xml:space="preserve"> At the highest SNRs (9–10 dB) the markers scatter slightly around the curve because only a few tens of errors are counted out of 1.2 × 10⁶ bits, and the relative uncertainty of a BER estimate is roughly 1/</w:t>
-      </w:r>
-      <w:proofErr w:type="gramStart"/>
-      <w:r>
-        <w:t>√(</w:t>
-      </w:r>
-      <w:proofErr w:type="gramEnd"/>
-      <w:r>
-        <w:t>number of errors). Beyond about 10 dB the true BER is below the 8 × 10⁻⁷ resolution of this run, so zero errors are recorded and no points can be shown on the logarithmic axis.</w:t>
+        <w:t xml:space="preserve"> The simulated BER follows the theoretical curve across the whole range. It falls from about 0.13 at −2 dB to about 10⁻³ near 7 dB. At the highest SNRs (9–10 dB) the markers scatter slightly around the curve because only a few tens of errors are counted out of 1.2 × 10⁶ bits, and the relative uncertainty of a BER estimate is roughly 1/√(number of errors). Beyond about 10 dB the true BER is below the 8 × 10⁻⁷ resolution of this run, so zero errors are recorded and no points can be shown on the logarithmic axis.</w:t>
       </w:r>
     </w:p>
     <w:p>
@@ -6395,7 +6137,7 @@
           <w:noProof/>
         </w:rPr>
         <w:drawing>
-          <wp:inline distT="0" distB="0" distL="0" distR="0" wp14:anchorId="6C577683" wp14:editId="726A5F6C">
+          <wp:inline distT="0" distB="0" distL="0" distR="0" wp14:anchorId="64B357BF" wp14:editId="4F3A2BD4">
             <wp:extent cx="5619750" cy="2657475"/>
             <wp:effectExtent l="0" t="0" r="0" b="0"/>
             <wp:docPr id="2" name="fig2" descr="BER versus {E_b}/{N_0} for Gray-coded QPSK (assignment Figure 2): theory and simulation." title="Figure 2"/>
@@ -6542,7 +6284,7 @@
         </w:rPr>
         <w:lastRenderedPageBreak/>
         <w:drawing>
-          <wp:inline distT="0" distB="0" distL="0" distR="0" wp14:anchorId="75DB985C" wp14:editId="0470F172">
+          <wp:inline distT="0" distB="0" distL="0" distR="0" wp14:anchorId="05B03E02" wp14:editId="55478BF9">
             <wp:extent cx="5619750" cy="2657475"/>
             <wp:effectExtent l="0" t="0" r="0" b="0"/>
             <wp:docPr id="3" name="fig3" descr="BER versus {E_b}/{N_0} for Gray-coded 8PSK: tight approximation and simulation." title="Figure 3"/>
@@ -6658,15 +6400,7 @@
         <w:t>Comment.</w:t>
       </w:r>
       <w:r>
-        <w:t xml:space="preserve"> The 8PSK simulation agrees with the nearest-</w:t>
-      </w:r>
-      <w:proofErr w:type="spellStart"/>
-      <w:r>
-        <w:t>neighbour</w:t>
-      </w:r>
-      <w:proofErr w:type="spellEnd"/>
-      <w:r>
-        <w:t xml:space="preserve"> approximation from about 0 dB upward. At the lowest SNRs the simulated points lie slightly above the curve: the approximation counts only errors to adjacent symbols, and at low SNR errors to farther symbols add to the true BER. The approximation becomes tight as SNR grows, which is why it is used as the reference.</w:t>
+        <w:t xml:space="preserve"> The 8PSK simulation agrees with the nearest-neighbour approximation from about 0 dB upward. At the lowest SNRs the simulated points lie slightly above the curve: the approximation counts only errors to adjacent symbols, and at low SNR errors to farther symbols add to the true BER. The approximation becomes tight as SNR grows, which is why it is used as the reference.</w:t>
       </w:r>
     </w:p>
     <w:p>
@@ -6680,7 +6414,7 @@
           <w:noProof/>
         </w:rPr>
         <w:drawing>
-          <wp:inline distT="0" distB="0" distL="0" distR="0" wp14:anchorId="7BEB44CE" wp14:editId="0BBB7AFD">
+          <wp:inline distT="0" distB="0" distL="0" distR="0" wp14:anchorId="34D1A09B" wp14:editId="690B2948">
             <wp:extent cx="5619750" cy="2657475"/>
             <wp:effectExtent l="0" t="0" r="0" b="0"/>
             <wp:docPr id="4" name="fig4" descr="BER versus {E_b}/{N_0} for Gray-coded 16-QAM: tight approximation and simulation." title="Figure 4"/>
@@ -6796,15 +6530,7 @@
         <w:t>Comment.</w:t>
       </w:r>
       <w:r>
-        <w:t xml:space="preserve"> The 16-QAM simulation also matches its approximation, with the same small deviation at the lowest SNRs. Each axis is a 4-level PAM signal, and the </w:t>
-      </w:r>
-      <w:proofErr w:type="gramStart"/>
-      <w:r>
-        <w:t>Gray</w:t>
-      </w:r>
-      <w:proofErr w:type="gramEnd"/>
-      <w:r>
-        <w:t xml:space="preserve"> labelling gives the two bits of an axis different protection: the first bit (the sign) changes only when the decision crosses 0, whereas the second bit changes when it crosses ±2, so the second bit is more error-prone. The theoretical expression is the average over all four bits.</w:t>
+        <w:t xml:space="preserve"> The 16-QAM simulation also matches its approximation, with the same small deviation at the lowest SNRs. Each axis is a 4-level PAM signal, and the Gray labelling gives the two bits of an axis different protection: the first bit (the sign) changes only when the decision crosses 0, whereas the second bit changes when it crosses ±2, so the second bit is more error-prone. The theoretical expression is the average over all four bits.</w:t>
       </w:r>
     </w:p>
     <w:p>
@@ -6829,7 +6555,7 @@
           <w:noProof/>
         </w:rPr>
         <w:drawing>
-          <wp:inline distT="0" distB="0" distL="0" distR="0" wp14:anchorId="326A01F8" wp14:editId="27DA5A91">
+          <wp:inline distT="0" distB="0" distL="0" distR="0" wp14:anchorId="6C3B9A3A" wp14:editId="45989290">
             <wp:extent cx="5619750" cy="2647950"/>
             <wp:effectExtent l="0" t="0" r="0" b="0"/>
             <wp:docPr id="5" name="fig5" descr="BER versus {E_b}/{N_0} for BPSK, QPSK, 16-QAM and 8PSK on one graph (theory and simulation)." title="Figure 5"/>
@@ -6977,15 +6703,7 @@
         <w:t>0</w:t>
       </w:r>
       <w:r>
-        <w:t>, BPSK and QPSK give the lowest BER (their curves coincide), 8PSK is next, and 16-QAM is the worst. The ordering follows the minimum distance per bit energy: as more bits are packed into each symbol with the same energy per bit, the points of the constellation get closer. This is the power–bandwidth trade-off of M-</w:t>
-      </w:r>
-      <w:proofErr w:type="spellStart"/>
-      <w:r>
-        <w:t>ary</w:t>
-      </w:r>
-      <w:proofErr w:type="spellEnd"/>
-      <w:r>
-        <w:t xml:space="preserve"> modulation: 16-QAM sends 4 bits per symbol and uses a quarter of the bandwidth of BPSK for the same bit rate, but needs more energy per bit for the same BER.</w:t>
+        <w:t>, BPSK and QPSK give the lowest BER (their curves coincide), 8PSK is next, and 16-QAM is the worst. The ordering follows the minimum distance per bit energy: as more bits are packed into each symbol with the same energy per bit, the points of the constellation get closer. This is the power–bandwidth trade-off of M-ary modulation: 16-QAM sends 4 bits per symbol and uses a quarter of the bandwidth of BPSK for the same bit rate, but needs more energy per bit for the same BER.</w:t>
       </w:r>
     </w:p>
     <w:p>
@@ -7054,12 +6772,6 @@
         <w:gridCol w:w="1863"/>
       </w:tblGrid>
       <w:tr>
-        <w:tblPrEx>
-          <w:tblCellMar>
-            <w:top w:w="0" w:type="dxa"/>
-            <w:bottom w:w="0" w:type="dxa"/>
-          </w:tblCellMar>
-        </w:tblPrEx>
         <w:trPr>
           <w:tblHeader/>
         </w:trPr>
@@ -7355,12 +7067,6 @@
         </w:tc>
       </w:tr>
       <w:tr>
-        <w:tblPrEx>
-          <w:tblCellMar>
-            <w:top w:w="0" w:type="dxa"/>
-            <w:bottom w:w="0" w:type="dxa"/>
-          </w:tblCellMar>
-        </w:tblPrEx>
         <w:tc>
           <w:tcPr>
             <w:tcW w:w="2300" w:type="dxa"/>
@@ -7517,12 +7223,6 @@
         </w:tc>
       </w:tr>
       <w:tr>
-        <w:tblPrEx>
-          <w:tblCellMar>
-            <w:top w:w="0" w:type="dxa"/>
-            <w:bottom w:w="0" w:type="dxa"/>
-          </w:tblCellMar>
-        </w:tblPrEx>
         <w:tc>
           <w:tcPr>
             <w:tcW w:w="2300" w:type="dxa"/>
@@ -7679,12 +7379,6 @@
         </w:tc>
       </w:tr>
       <w:tr>
-        <w:tblPrEx>
-          <w:tblCellMar>
-            <w:top w:w="0" w:type="dxa"/>
-            <w:bottom w:w="0" w:type="dxa"/>
-          </w:tblCellMar>
-        </w:tblPrEx>
         <w:tc>
           <w:tcPr>
             <w:tcW w:w="2300" w:type="dxa"/>
@@ -7841,12 +7535,6 @@
         </w:tc>
       </w:tr>
       <w:tr>
-        <w:tblPrEx>
-          <w:tblCellMar>
-            <w:top w:w="0" w:type="dxa"/>
-            <w:bottom w:w="0" w:type="dxa"/>
-          </w:tblCellMar>
-        </w:tblPrEx>
         <w:tc>
           <w:tcPr>
             <w:tcW w:w="2300" w:type="dxa"/>
@@ -8003,12 +7691,6 @@
         </w:tc>
       </w:tr>
       <w:tr>
-        <w:tblPrEx>
-          <w:tblCellMar>
-            <w:top w:w="0" w:type="dxa"/>
-            <w:bottom w:w="0" w:type="dxa"/>
-          </w:tblCellMar>
-        </w:tblPrEx>
         <w:tc>
           <w:tcPr>
             <w:tcW w:w="2300" w:type="dxa"/>
@@ -8265,7 +7947,7 @@
           <w:noProof/>
         </w:rPr>
         <w:drawing>
-          <wp:inline distT="0" distB="0" distL="0" distR="0" wp14:anchorId="7ED12D7C" wp14:editId="39CAF2D2">
+          <wp:inline distT="0" distB="0" distL="0" distR="0" wp14:anchorId="093B82F2" wp14:editId="4B1B2F37">
             <wp:extent cx="5619750" cy="2647950"/>
             <wp:effectExtent l="0" t="0" r="0" b="0"/>
             <wp:docPr id="6" name="fig6" descr="QPSK BER versus {E_b}/{N_0}: assignment Figure 2 (Gray) against assignment Figure 3 (non-Gray), theory and simulation." title="Figure 6"/>
@@ -8381,15 +8063,7 @@
         <w:t>Comment.</w:t>
       </w:r>
       <w:r>
-        <w:t xml:space="preserve"> The non-</w:t>
-      </w:r>
-      <w:proofErr w:type="gramStart"/>
-      <w:r>
-        <w:t>Gray</w:t>
-      </w:r>
-      <w:proofErr w:type="gramEnd"/>
-      <w:r>
-        <w:t xml:space="preserve"> mapping (assignment Figure 3) is worse than the Gray mapping (assignment Figure 2) at every SNR, and the simulation reproduces the theoretical curve for both. The two mappings use exactly the same constellation points and the same decision regions, so their </w:t>
+        <w:t xml:space="preserve"> The non-Gray mapping (assignment Figure 3) is worse than the Gray mapping (assignment Figure 2) at every SNR, and the simulation reproduces the theoretical curve for both. The two mappings use exactly the same constellation points and the same decision regions, so their </w:t>
       </w:r>
       <w:r>
         <w:rPr>
@@ -8596,23 +8270,7 @@
         <w:t>b</w:t>
       </w:r>
       <w:r>
-        <w:t>)) the error probability of each axis. At high SNR this tends to 1.5 p, so the non-Gray BER is about 1.5 times the Gray BER. In terms of required SNR, the penalty is 0.33 dB at BER = 10⁻³ and shrinks to 0.18 dB at 10⁻⁵ (Table 4), because a fixed BER ratio corresponds to a smaller dB gap on the steeper part of the curve. With Gray mapping every nearest-</w:t>
-      </w:r>
-      <w:proofErr w:type="spellStart"/>
-      <w:r>
-        <w:t>neighbour</w:t>
-      </w:r>
-      <w:proofErr w:type="spellEnd"/>
-      <w:r>
-        <w:t xml:space="preserve"> symbol error costs exactly one bit error, which is the minimum possible, so </w:t>
-      </w:r>
-      <w:proofErr w:type="gramStart"/>
-      <w:r>
-        <w:t>Gray</w:t>
-      </w:r>
-      <w:proofErr w:type="gramEnd"/>
-      <w:r>
-        <w:t xml:space="preserve"> labelling is the preferred choice.</w:t>
+        <w:t>)) the error probability of each axis. At high SNR this tends to 1.5 p, so the non-Gray BER is about 1.5 times the Gray BER. In terms of required SNR, the penalty is 0.33 dB at BER = 10⁻³ and shrinks to 0.18 dB at 10⁻⁵ (Table 4), because a fixed BER ratio corresponds to a smaller dB gap on the steeper part of the curve. With Gray mapping every nearest-neighbour symbol error costs exactly one bit error, which is the minimum possible, so Gray labelling is the preferred choice.</w:t>
       </w:r>
     </w:p>
     <w:p>
@@ -8879,7 +8537,6 @@
       <w:r>
         <w:t xml:space="preserve"> = (</w:t>
       </w:r>
-      <w:proofErr w:type="spellStart"/>
       <w:r>
         <w:rPr>
           <w:i/>
@@ -8893,17 +8550,8 @@
         </w:rPr>
         <w:t>c</w:t>
       </w:r>
-      <w:proofErr w:type="spellEnd"/>
-      <w:r>
-        <w:t xml:space="preserve"> + </w:t>
-      </w:r>
-      <w:proofErr w:type="spellStart"/>
-      <w:r>
-        <w:t>i</w:t>
-      </w:r>
-      <w:proofErr w:type="spellEnd"/>
-      <w:r>
-        <w:t>)/</w:t>
+      <w:r>
+        <w:t xml:space="preserve"> + i)/</w:t>
       </w:r>
       <w:r>
         <w:rPr>
@@ -8919,15 +8567,7 @@
         <w:t>b</w:t>
       </w:r>
       <w:r>
-        <w:t xml:space="preserve">, </w:t>
-      </w:r>
-      <w:proofErr w:type="spellStart"/>
-      <w:r>
-        <w:t>i</w:t>
-      </w:r>
-      <w:proofErr w:type="spellEnd"/>
-      <w:r>
-        <w:t xml:space="preserve"> = 1, 2.</w:t>
+        <w:t>, i = 1, 2.</w:t>
       </w:r>
     </w:p>
     <w:p>
@@ -8946,15 +8586,7 @@
         <w:jc w:val="both"/>
       </w:pPr>
       <w:r>
-        <w:t xml:space="preserve">The signal set has two orthonormal basis functions, one per </w:t>
-      </w:r>
-      <w:proofErr w:type="spellStart"/>
-      <w:r>
-        <w:t>tone</w:t>
-      </w:r>
-      <w:proofErr w:type="spellEnd"/>
-      <w:r>
-        <w:t>:</w:t>
+        <w:t>The signal set has two orthonormal basis functions, one per tone:</w:t>
       </w:r>
     </w:p>
     <w:p>
@@ -9295,14 +8927,9 @@
       <w:r>
         <w:t xml:space="preserve">. Their energy is </w:t>
       </w:r>
-      <w:proofErr w:type="spellStart"/>
       <w:r>
         <w:lastRenderedPageBreak/>
-        <w:t>normalised</w:t>
-      </w:r>
-      <w:proofErr w:type="spellEnd"/>
-      <w:r>
-        <w:t xml:space="preserve"> to one by the factor √(2/</w:t>
+        <w:t>normalised to one by the factor √(2/</w:t>
       </w:r>
       <w:r>
         <w:rPr>
@@ -9743,12 +9370,6 @@
         <w:gridCol w:w="1426"/>
       </w:tblGrid>
       <w:tr>
-        <w:tblPrEx>
-          <w:tblCellMar>
-            <w:top w:w="0" w:type="dxa"/>
-            <w:bottom w:w="0" w:type="dxa"/>
-          </w:tblCellMar>
-        </w:tblPrEx>
         <w:trPr>
           <w:tblHeader/>
         </w:trPr>
@@ -9987,12 +9608,6 @@
         </w:tc>
       </w:tr>
       <w:tr>
-        <w:tblPrEx>
-          <w:tblCellMar>
-            <w:top w:w="0" w:type="dxa"/>
-            <w:bottom w:w="0" w:type="dxa"/>
-          </w:tblCellMar>
-        </w:tblPrEx>
         <w:tc>
           <w:tcPr>
             <w:tcW w:w="900" w:type="dxa"/>
@@ -10068,7 +9683,6 @@
               </w:rPr>
               <w:t xml:space="preserve"> = (</w:t>
             </w:r>
-            <w:proofErr w:type="spellStart"/>
             <w:r>
               <w:rPr>
                 <w:i/>
@@ -10086,7 +9700,6 @@
               </w:rPr>
               <w:t>c</w:t>
             </w:r>
-            <w:proofErr w:type="spellEnd"/>
             <w:r>
               <w:rPr>
                 <w:sz w:val="20"/>
@@ -10300,12 +9913,6 @@
         </w:tc>
       </w:tr>
       <w:tr>
-        <w:tblPrEx>
-          <w:tblCellMar>
-            <w:top w:w="0" w:type="dxa"/>
-            <w:bottom w:w="0" w:type="dxa"/>
-          </w:tblCellMar>
-        </w:tblPrEx>
         <w:tc>
           <w:tcPr>
             <w:tcW w:w="900" w:type="dxa"/>
@@ -10412,7 +10019,6 @@
               </w:rPr>
               <w:t>)/2 = (</w:t>
             </w:r>
-            <w:proofErr w:type="spellStart"/>
             <w:r>
               <w:rPr>
                 <w:i/>
@@ -10430,7 +10036,6 @@
               </w:rPr>
               <w:t>c</w:t>
             </w:r>
-            <w:proofErr w:type="spellEnd"/>
             <w:r>
               <w:rPr>
                 <w:sz w:val="20"/>
@@ -10762,7 +10367,6 @@
       <w:r>
         <w:t xml:space="preserve">In Model A, </w:t>
       </w:r>
-      <w:proofErr w:type="spellStart"/>
       <w:r>
         <w:rPr>
           <w:i/>
@@ -10789,11 +10393,9 @@
         </w:rPr>
         <w:t>b</w:t>
       </w:r>
-      <w:proofErr w:type="spellEnd"/>
       <w:r>
         <w:t xml:space="preserve"> is an integer, so the carrier phase is the same at the start of every bit and the expressions above apply unchanged to each bit. In Model B, </w:t>
       </w:r>
-      <w:proofErr w:type="spellStart"/>
       <w:r>
         <w:rPr>
           <w:i/>
@@ -10820,11 +10422,9 @@
         </w:rPr>
         <w:t>b</w:t>
       </w:r>
-      <w:proofErr w:type="spellEnd"/>
       <w:r>
         <w:t xml:space="preserve"> = </w:t>
       </w:r>
-      <w:proofErr w:type="spellStart"/>
       <w:r>
         <w:rPr>
           <w:i/>
@@ -10838,31 +10438,142 @@
         </w:rPr>
         <w:t>c</w:t>
       </w:r>
-      <w:proofErr w:type="spellEnd"/>
-      <w:r>
-        <w:t xml:space="preserve"> + 1.5 is not an integer, so the carrier phase advances by an odd multiple of π from one bit to the next, and the baseband-equivalent waveform of the k-</w:t>
-      </w:r>
-      <w:proofErr w:type="spellStart"/>
-      <w:r>
-        <w:t>th</w:t>
-      </w:r>
-      <w:proofErr w:type="spellEnd"/>
-      <w:r>
-        <w:t xml:space="preserve"> bit must be multiplied by (−</w:t>
-      </w:r>
-      <w:proofErr w:type="gramStart"/>
-      <w:r>
-        <w:t>1)</w:t>
+      <w:r>
+        <w:t xml:space="preserve"> + 1.5 is not an integer. Write the global time as t = k</w:t>
+      </w:r>
+      <w:r>
+        <w:rPr>
+          <w:i/>
+          <w:iCs/>
+        </w:rPr>
+        <w:t>T</w:t>
+      </w:r>
+      <w:r>
+        <w:rPr>
+          <w:vertAlign w:val="subscript"/>
+        </w:rPr>
+        <w:t>b</w:t>
+      </w:r>
+      <w:r>
+        <w:t xml:space="preserve"> + τ, where k is the bit index and τ ∈ [0, </w:t>
+      </w:r>
+      <w:r>
+        <w:rPr>
+          <w:i/>
+          <w:iCs/>
+        </w:rPr>
+        <w:t>T</w:t>
+      </w:r>
+      <w:r>
+        <w:rPr>
+          <w:vertAlign w:val="subscript"/>
+        </w:rPr>
+        <w:t>b</w:t>
+      </w:r>
+      <w:r>
+        <w:t xml:space="preserve">) is the local time inside the bit. In global time the baseband equivalent is one continuous exponential, </w:t>
+      </w:r>
+      <w:r>
+        <w:rPr>
+          <w:i/>
+          <w:iCs/>
+        </w:rPr>
+        <w:t>s</w:t>
+      </w:r>
+      <w:r>
+        <w:rPr>
+          <w:vertAlign w:val="subscript"/>
+        </w:rPr>
+        <w:t>bb,i</w:t>
+      </w:r>
+      <w:r>
+        <w:t>(t) = A e</w:t>
       </w:r>
       <w:r>
         <w:rPr>
           <w:vertAlign w:val="superscript"/>
         </w:rPr>
+        <w:t>±jπt/Tb</w:t>
+      </w:r>
+      <w:r>
+        <w:t xml:space="preserve">, so in local time the k-th bit is </w:t>
+      </w:r>
+      <w:r>
+        <w:rPr>
+          <w:i/>
+          <w:iCs/>
+        </w:rPr>
+        <w:t>s</w:t>
+      </w:r>
+      <w:r>
+        <w:rPr>
+          <w:vertAlign w:val="subscript"/>
+        </w:rPr>
+        <w:t>bb,i</w:t>
+      </w:r>
+      <w:r>
+        <w:t>(k</w:t>
+      </w:r>
+      <w:r>
+        <w:rPr>
+          <w:i/>
+          <w:iCs/>
+        </w:rPr>
+        <w:t>T</w:t>
+      </w:r>
+      <w:r>
+        <w:rPr>
+          <w:vertAlign w:val="subscript"/>
+        </w:rPr>
+        <w:t>b</w:t>
+      </w:r>
+      <w:r>
+        <w:t xml:space="preserve"> + τ) = (−1)</w:t>
+      </w:r>
+      <w:r>
+        <w:rPr>
+          <w:vertAlign w:val="superscript"/>
+        </w:rPr>
         <w:t>k</w:t>
       </w:r>
-      <w:proofErr w:type="gramEnd"/>
-      <w:r>
-        <w:t xml:space="preserve"> when the bits are concatenated. This factor keeps the waveform a continuous complex exponential in absolute time, which is what places the tones at ±1/(2</w:t>
+      <w:r>
+        <w:t xml:space="preserve"> A e</w:t>
+      </w:r>
+      <w:r>
+        <w:rPr>
+          <w:vertAlign w:val="superscript"/>
+        </w:rPr>
+        <w:t>±jπτ/Tb</w:t>
+      </w:r>
+      <w:r>
+        <w:t>, because e</w:t>
+      </w:r>
+      <w:r>
+        <w:rPr>
+          <w:vertAlign w:val="superscript"/>
+        </w:rPr>
+        <w:t>±jπk</w:t>
+      </w:r>
+      <w:r>
+        <w:t xml:space="preserve"> = (−1)</w:t>
+      </w:r>
+      <w:r>
+        <w:rPr>
+          <w:vertAlign w:val="superscript"/>
+        </w:rPr>
+        <w:t>k</w:t>
+      </w:r>
+      <w:r>
+        <w:t>. The simulation therefore builds each bit from the local-time pulses of Table 5 and multiplies the k-th bit by (−1)</w:t>
+      </w:r>
+      <w:r>
+        <w:rPr>
+          <w:vertAlign w:val="superscript"/>
+        </w:rPr>
+        <w:t>k</w:t>
+      </w:r>
+      <w:r>
+        <w:t xml:space="preserve"> when the bits are concatenated. This keeps the tones at ±1/(2</w:t>
       </w:r>
       <w:r>
         <w:rPr>
@@ -10878,7 +10589,7 @@
         <w:t>b</w:t>
       </w:r>
       <w:r>
-        <w:t>). Without it, each bit would restart the exponential at phase 0 and the spectrum would show spurious lines at multiples of 1/</w:t>
+        <w:t>). Without the factor, every bit restarts the exponential at phase 0, the waveform is no longer the baseband equivalent of the transmitted passband signal, and the spectrum shows spurious lines at multiples of 1/</w:t>
       </w:r>
       <w:r>
         <w:rPr>
@@ -10918,7 +10629,7 @@
           <w:noProof/>
         </w:rPr>
         <w:drawing>
-          <wp:inline distT="0" distB="0" distL="0" distR="0" wp14:anchorId="39D23709" wp14:editId="50961874">
+          <wp:inline distT="0" distB="0" distL="0" distR="0" wp14:anchorId="6CEF3EBF" wp14:editId="31472990">
             <wp:extent cx="5619750" cy="2657475"/>
             <wp:effectExtent l="0" t="0" r="0" b="0"/>
             <wp:docPr id="7" name="fig7" descr="BER versus {E_b}/{N_0} for coherent orthogonal BFSK: theory and simulation, with the BPSK curve as a reference." title="Figure 7"/>
@@ -11036,7 +10747,6 @@
       <w:r>
         <w:t xml:space="preserve"> The simulated BFSK BER matches the theoretical expression Q(√</w:t>
       </w:r>
-      <w:proofErr w:type="spellStart"/>
       <w:r>
         <w:rPr>
           <w:i/>
@@ -11050,7 +10760,6 @@
         </w:rPr>
         <w:t>b</w:t>
       </w:r>
-      <w:proofErr w:type="spellEnd"/>
       <w:r>
         <w:t xml:space="preserve">) over the whole range, including the last points near 10⁻⁵ to 10⁻⁶, where the few error counts explain the small scatter. The BFSK curve is displaced from the BPSK curve by 3 dB: BFSK needs 9.8 dB for a BER of 10⁻³, against 6.8 dB for BPSK (Table 4). The cause is the signal-space geometry. For the same </w:t>
       </w:r>
@@ -11100,23 +10809,7 @@
         <w:t>b</w:t>
       </w:r>
       <w:r>
-        <w:t xml:space="preserve">; the receiver sees a factor of two less distance, hence a factor of two (3 dB) less effective SNR. Orthogonal </w:t>
-      </w:r>
-      <w:proofErr w:type="spellStart"/>
-      <w:r>
-        <w:t>signalling</w:t>
-      </w:r>
-      <w:proofErr w:type="spellEnd"/>
-      <w:r>
-        <w:t xml:space="preserve"> in return allows non-coherent reception and gives a flat-envelope signal, but it is less power-efficient than antipodal </w:t>
-      </w:r>
-      <w:proofErr w:type="spellStart"/>
-      <w:r>
-        <w:t>signalling</w:t>
-      </w:r>
-      <w:proofErr w:type="spellEnd"/>
-      <w:r>
-        <w:t xml:space="preserve"> for the same bit rate.</w:t>
+        <w:t>; the receiver sees a factor of two less distance, hence a factor of two (3 dB) less effective SNR. Orthogonal signalling in return allows non-coherent reception and gives a flat-envelope signal, but it is less power-efficient than antipodal signalling for the same bit rate.</w:t>
       </w:r>
     </w:p>
     <w:p>
@@ -11141,7 +10834,7 @@
           <w:noProof/>
         </w:rPr>
         <w:drawing>
-          <wp:inline distT="0" distB="0" distL="0" distR="0" wp14:anchorId="2934FF38" wp14:editId="712FE274">
+          <wp:inline distT="0" distB="0" distL="0" distR="0" wp14:anchorId="12123CAD" wp14:editId="60AE77A3">
             <wp:extent cx="5619750" cy="2676525"/>
             <wp:effectExtent l="0" t="0" r="0" b="0"/>
             <wp:docPr id="8" name="fig8" descr="Simulated baseband PSD of BFSK with the reference carrier {f_c} = {f_1} (Model A). Tones at 0 and 1/{T_b}." title="Figure 8"/>
@@ -11276,15 +10969,7 @@
         <w:t>Comment.</w:t>
       </w:r>
       <w:r>
-        <w:t xml:space="preserve"> The PSD consists of two discrete spectral lines at the </w:t>
-      </w:r>
-      <w:proofErr w:type="gramStart"/>
-      <w:r>
-        <w:t>two tone</w:t>
-      </w:r>
-      <w:proofErr w:type="gramEnd"/>
-      <w:r>
-        <w:t xml:space="preserve"> frequencies (0 and 1/</w:t>
+        <w:t xml:space="preserve"> The PSD consists of two discrete spectral lines at the two tone frequencies (0 and 1/</w:t>
       </w:r>
       <w:r>
         <w:rPr>
@@ -11410,7 +11095,7 @@
           <w:noProof/>
         </w:rPr>
         <w:drawing>
-          <wp:inline distT="0" distB="0" distL="0" distR="0" wp14:anchorId="550F778C" wp14:editId="4D6A15FE">
+          <wp:inline distT="0" distB="0" distL="0" distR="0" wp14:anchorId="20308A4C" wp14:editId="01365689">
             <wp:extent cx="5619750" cy="2695575"/>
             <wp:effectExtent l="0" t="0" r="0" b="0"/>
             <wp:docPr id="9" name="fig9" descr="Simulated baseband PSD of BFSK with the symmetric carrier {f_c} = ({f_1} + {f_2})/2 (Model B). Tones at ±1/(2{T_b})." title="Figure 9"/>
@@ -11564,15 +11249,7 @@
         <w:t>Comment.</w:t>
       </w:r>
       <w:r>
-        <w:t xml:space="preserve"> Choosing the carrier at the </w:t>
-      </w:r>
-      <w:proofErr w:type="spellStart"/>
-      <w:r>
-        <w:t>centre</w:t>
-      </w:r>
-      <w:proofErr w:type="spellEnd"/>
-      <w:r>
-        <w:t xml:space="preserve"> of the two tones moves the spectrum so that it is symmetric about zero: the discrete lines sit at ±1/(2</w:t>
+        <w:t xml:space="preserve"> Choosing the carrier at the centre of the two tones moves the spectrum so that it is symmetric about zero: the discrete lines sit at ±1/(2</w:t>
       </w:r>
       <w:r>
         <w:rPr>
@@ -11652,15 +11329,7 @@
         <w:t>b</w:t>
       </w:r>
       <w:r>
-        <w:t xml:space="preserve"> null-to-null), the line-to-continuum ratio and the side-lobe levels are unchanged. This confirms that the choice of reference carrier changes only where the baseband spectrum is </w:t>
-      </w:r>
-      <w:proofErr w:type="spellStart"/>
-      <w:r>
-        <w:t>centred</w:t>
-      </w:r>
-      <w:proofErr w:type="spellEnd"/>
-      <w:r>
-        <w:t>, not the transmitted passband signal and not the BER. The symmetric form is the more convenient one for analysis, since the two baseband signals are complex conjugates of each other.</w:t>
+        <w:t xml:space="preserve"> null-to-null), the line-to-continuum ratio and the side-lobe levels are unchanged. This confirms that the choice of reference carrier changes only where the baseband spectrum is centred, not the transmitted passband signal and not the BER. The symmetric form is the more convenient one for analysis, since the two baseband signals are complex conjugates of each other.</w:t>
       </w:r>
     </w:p>
     <w:p>
@@ -11777,15 +11446,7 @@
         <w:jc w:val="both"/>
       </w:pPr>
       <w:r>
-        <w:t>Bit mapping matters: the non-</w:t>
-      </w:r>
-      <w:proofErr w:type="gramStart"/>
-      <w:r>
-        <w:t>Gray</w:t>
-      </w:r>
-      <w:proofErr w:type="gramEnd"/>
-      <w:r>
-        <w:t xml:space="preserve"> QPSK labelling has the same symbol error rate as Gray, but about 1.5 times the BER at high SNR (0.18–0.33 dB penalty at BER between 10⁻³ and 10⁻⁵).</w:t>
+        <w:t>Bit mapping matters: the non-Gray QPSK labelling has the same symbol error rate as Gray, but about 1.5 times the BER at high SNR (0.18–0.33 dB penalty at BER between 10⁻³ and 10⁻⁵).</w:t>
       </w:r>
     </w:p>
     <w:p>
@@ -12596,6 +12257,7 @@
   <w:style w:type="character" w:default="1" w:styleId="DefaultParagraphFont">
     <w:name w:val="Default Paragraph Font"/>
     <w:uiPriority w:val="1"/>
+    <w:semiHidden/>
     <w:unhideWhenUsed/>
   </w:style>
   <w:style w:type="table" w:default="1" w:styleId="TableNormal">
